--- a/06-学生侧材料/讲义/化学原理/胶体与表面物理化学-超级充实版（自学完整）.docx
+++ b/06-学生侧材料/讲义/化学原理/胶体与表面物理化学-超级充实版（自学完整）.docx
@@ -3,6 +3,164 @@
 <w:document xmlns:w="http://schemas.openxmlformats.org/wordprocessingml/2006/main" xmlns:m="http://schemas.openxmlformats.org/officeDocument/2006/math" xmlns:r="http://schemas.openxmlformats.org/officeDocument/2006/relationships" xmlns:o="urn:schemas-microsoft-com:office:office" xmlns:v="urn:schemas-microsoft-com:vml" xmlns:w10="urn:schemas-microsoft-com:office:word" xmlns:a="http://schemas.openxmlformats.org/drawingml/2006/main" xmlns:pic="http://schemas.openxmlformats.org/drawingml/2006/picture" xmlns:wp="http://schemas.openxmlformats.org/drawingml/2006/wordprocessingDrawing">
   <w:body>
     <w:bookmarkStart w:id="56" w:name="第四轮4-7-胶体与表面物理化学冲刺班-自学完整"/>
+    <w:p>
+      <w:pPr>
+        <w:spacing w:after="1800" w:before="1200" w:line="276" w:lineRule="auto"/>
+        <w:jc w:val="center"/>
+      </w:pPr>
+    </w:p>
+    <w:p>
+      <w:pPr>
+        <w:spacing w:after="320" w:before="0" w:line="276" w:lineRule="auto"/>
+        <w:jc w:val="center"/>
+      </w:pPr>
+      <w:r>
+        <w:rPr>
+          <w:rFonts w:ascii="Times New Roman" w:hAnsi="Times New Roman" w:eastAsia="SimHei" w:cs="Times New Roman"/>
+          <w:b/>
+          <w:color w:val="17324D"/>
+          <w:sz w:val="64"/>
+        </w:rPr>
+        <w:t>化学竞赛习题册</w:t>
+      </w:r>
+    </w:p>
+    <w:p>
+      <w:pPr>
+        <w:spacing w:after="120" w:before="0" w:line="276" w:lineRule="auto"/>
+        <w:jc w:val="center"/>
+      </w:pPr>
+      <w:r>
+        <w:rPr>
+          <w:rFonts w:ascii="Times New Roman" w:hAnsi="Times New Roman" w:eastAsia="SimHei" w:cs="Times New Roman"/>
+          <w:b w:val="0"/>
+          <w:color w:val="5B6975"/>
+          <w:sz w:val="32"/>
+        </w:rPr>
+        <w:t>化学原理</w:t>
+      </w:r>
+    </w:p>
+    <w:p>
+      <w:pPr>
+        <w:spacing w:after="600" w:before="0" w:line="276" w:lineRule="auto"/>
+        <w:jc w:val="center"/>
+      </w:pPr>
+      <w:r>
+        <w:rPr>
+          <w:rFonts w:ascii="Times New Roman" w:hAnsi="Times New Roman" w:eastAsia="SimHei" w:cs="Times New Roman"/>
+          <w:b/>
+          <w:color w:val="17324D"/>
+          <w:sz w:val="44"/>
+        </w:rPr>
+        <w:t>第四轮</w:t>
+      </w:r>
+      <w:r>
+        <w:rPr>
+          <w:rFonts w:ascii="Times New Roman" w:hAnsi="Times New Roman" w:eastAsia="Times New Roman" w:cs="Times New Roman"/>
+          <w:b/>
+          <w:color w:val="17324D"/>
+          <w:sz w:val="44"/>
+        </w:rPr>
+        <w:t xml:space="preserve">·4-7 </w:t>
+      </w:r>
+      <w:r>
+        <w:rPr>
+          <w:rFonts w:ascii="Times New Roman" w:hAnsi="Times New Roman" w:eastAsia="SimHei" w:cs="Times New Roman"/>
+          <w:b/>
+          <w:color w:val="17324D"/>
+          <w:sz w:val="44"/>
+        </w:rPr>
+        <w:t>胶体与表面物理化学</w:t>
+      </w:r>
+      <w:r>
+        <w:rPr>
+          <w:rFonts w:ascii="Times New Roman" w:hAnsi="Times New Roman" w:eastAsia="Times New Roman" w:cs="Times New Roman"/>
+          <w:b/>
+          <w:color w:val="17324D"/>
+          <w:sz w:val="44"/>
+        </w:rPr>
+        <w:t>（</w:t>
+      </w:r>
+      <w:r>
+        <w:rPr>
+          <w:rFonts w:ascii="Times New Roman" w:hAnsi="Times New Roman" w:eastAsia="SimHei" w:cs="Times New Roman"/>
+          <w:b/>
+          <w:color w:val="17324D"/>
+          <w:sz w:val="44"/>
+        </w:rPr>
+        <w:t>冲刺班</w:t>
+      </w:r>
+      <w:r>
+        <w:rPr>
+          <w:rFonts w:ascii="Times New Roman" w:hAnsi="Times New Roman" w:eastAsia="Times New Roman" w:cs="Times New Roman"/>
+          <w:b/>
+          <w:color w:val="17324D"/>
+          <w:sz w:val="44"/>
+        </w:rPr>
+        <w:t xml:space="preserve"> · </w:t>
+      </w:r>
+      <w:r>
+        <w:rPr>
+          <w:rFonts w:ascii="Times New Roman" w:hAnsi="Times New Roman" w:eastAsia="SimHei" w:cs="Times New Roman"/>
+          <w:b/>
+          <w:color w:val="17324D"/>
+          <w:sz w:val="44"/>
+        </w:rPr>
+        <w:t>自学完整</w:t>
+      </w:r>
+      <w:r>
+        <w:rPr>
+          <w:rFonts w:ascii="Times New Roman" w:hAnsi="Times New Roman" w:eastAsia="Times New Roman" w:cs="Times New Roman"/>
+          <w:b/>
+          <w:color w:val="17324D"/>
+          <w:sz w:val="44"/>
+        </w:rPr>
+        <w:t>）</w:t>
+      </w:r>
+    </w:p>
+    <w:p>
+      <w:pPr>
+        <w:spacing w:after="600" w:before="120" w:line="276" w:lineRule="auto"/>
+        <w:jc w:val="center"/>
+        <w:pBdr>
+          <w:bottom w:val="single" w:sz="8" w:space="4" w:color="4A6577"/>
+        </w:pBdr>
+      </w:pPr>
+    </w:p>
+    <w:p>
+      <w:pPr>
+        <w:spacing w:after="160" w:before="0" w:line="276" w:lineRule="auto"/>
+        <w:jc w:val="center"/>
+      </w:pPr>
+      <w:r>
+        <w:rPr>
+          <w:rFonts w:ascii="Times New Roman" w:hAnsi="Times New Roman" w:eastAsia="FangSong" w:cs="Times New Roman"/>
+          <w:b w:val="0"/>
+          <w:color w:val="5B6975"/>
+          <w:sz w:val="24"/>
+        </w:rPr>
+        <w:t>日期</w:t>
+      </w:r>
+      <w:r>
+        <w:rPr>
+          <w:rFonts w:ascii="Times New Roman" w:hAnsi="Times New Roman" w:eastAsia="Times New Roman" w:cs="Times New Roman"/>
+          <w:b w:val="0"/>
+          <w:color w:val="5B6975"/>
+          <w:sz w:val="24"/>
+        </w:rPr>
+        <w:t>：2026-09-10</w:t>
+      </w:r>
+    </w:p>
+    <w:p>
+      <w:pPr>
+        <w:jc w:val="center"/>
+      </w:pPr>
+      <w:r>
+        <w:rPr>
+          <w:rFonts w:ascii="Times New Roman" w:hAnsi="Times New Roman" w:eastAsia="Times New Roman" w:cs="Times New Roman"/>
+        </w:rPr>
+        <w:br w:type="page"/>
+      </w:r>
+    </w:p>
     <w:p>
       <w:pPr>
         <w:pStyle w:val="Heading1"/>
@@ -16504,6 +16662,18 @@
         <w:rPr>
           <w:rFonts w:hint="eastAsia" w:ascii="Times New Roman" w:hAnsi="Times New Roman" w:eastAsia="FangSong" w:cs="Times New Roman"/>
         </w:rPr>
+        <w:t>化学原理</w:t>
+      </w:r>
+      <w:r>
+        <w:rPr>
+          <w:rFonts w:hint="eastAsia" w:ascii="Times New Roman" w:hAnsi="Times New Roman" w:eastAsia="Times New Roman" w:cs="Times New Roman"/>
+        </w:rPr>
+        <w:t>/</w:t>
+      </w:r>
+      <w:r>
+        <w:rPr>
+          <w:rFonts w:hint="eastAsia" w:ascii="Times New Roman" w:hAnsi="Times New Roman" w:eastAsia="FangSong" w:cs="Times New Roman"/>
+        </w:rPr>
         <w:t>溶液与相图</w:t>
       </w:r>
       <w:r>
@@ -16592,6 +16762,18 @@
           <w:rFonts w:hint="eastAsia" w:ascii="Times New Roman" w:hAnsi="Times New Roman" w:eastAsia="FangSong" w:cs="Times New Roman"/>
         </w:rPr>
         <w:t>学生讲义</w:t>
+      </w:r>
+      <w:r>
+        <w:rPr>
+          <w:rFonts w:hint="eastAsia" w:ascii="Times New Roman" w:hAnsi="Times New Roman" w:eastAsia="Times New Roman" w:cs="Times New Roman"/>
+        </w:rPr>
+        <w:t>/</w:t>
+      </w:r>
+      <w:r>
+        <w:rPr>
+          <w:rFonts w:hint="eastAsia" w:ascii="Times New Roman" w:hAnsi="Times New Roman" w:eastAsia="FangSong" w:cs="Times New Roman"/>
+        </w:rPr>
+        <w:t>化学原理</w:t>
       </w:r>
       <w:r>
         <w:rPr>

--- a/06-学生侧材料/讲义/化学原理/胶体与表面物理化学-超级充实版（自学完整）.docx
+++ b/06-学生侧材料/讲义/化学原理/胶体与表面物理化学-超级充实版（自学完整）.docx
@@ -3,164 +3,6 @@
 <w:document xmlns:w="http://schemas.openxmlformats.org/wordprocessingml/2006/main" xmlns:m="http://schemas.openxmlformats.org/officeDocument/2006/math" xmlns:r="http://schemas.openxmlformats.org/officeDocument/2006/relationships" xmlns:o="urn:schemas-microsoft-com:office:office" xmlns:v="urn:schemas-microsoft-com:vml" xmlns:w10="urn:schemas-microsoft-com:office:word" xmlns:a="http://schemas.openxmlformats.org/drawingml/2006/main" xmlns:pic="http://schemas.openxmlformats.org/drawingml/2006/picture" xmlns:wp="http://schemas.openxmlformats.org/drawingml/2006/wordprocessingDrawing">
   <w:body>
     <w:bookmarkStart w:id="56" w:name="第四轮4-7-胶体与表面物理化学冲刺班-自学完整"/>
-    <w:p>
-      <w:pPr>
-        <w:spacing w:after="1800" w:before="1200" w:line="276" w:lineRule="auto"/>
-        <w:jc w:val="center"/>
-      </w:pPr>
-    </w:p>
-    <w:p>
-      <w:pPr>
-        <w:spacing w:after="320" w:before="0" w:line="276" w:lineRule="auto"/>
-        <w:jc w:val="center"/>
-      </w:pPr>
-      <w:r>
-        <w:rPr>
-          <w:rFonts w:ascii="Times New Roman" w:hAnsi="Times New Roman" w:eastAsia="SimHei" w:cs="Times New Roman"/>
-          <w:b/>
-          <w:color w:val="17324D"/>
-          <w:sz w:val="64"/>
-        </w:rPr>
-        <w:t>化学竞赛习题册</w:t>
-      </w:r>
-    </w:p>
-    <w:p>
-      <w:pPr>
-        <w:spacing w:after="120" w:before="0" w:line="276" w:lineRule="auto"/>
-        <w:jc w:val="center"/>
-      </w:pPr>
-      <w:r>
-        <w:rPr>
-          <w:rFonts w:ascii="Times New Roman" w:hAnsi="Times New Roman" w:eastAsia="SimHei" w:cs="Times New Roman"/>
-          <w:b w:val="0"/>
-          <w:color w:val="5B6975"/>
-          <w:sz w:val="32"/>
-        </w:rPr>
-        <w:t>化学原理</w:t>
-      </w:r>
-    </w:p>
-    <w:p>
-      <w:pPr>
-        <w:spacing w:after="600" w:before="0" w:line="276" w:lineRule="auto"/>
-        <w:jc w:val="center"/>
-      </w:pPr>
-      <w:r>
-        <w:rPr>
-          <w:rFonts w:ascii="Times New Roman" w:hAnsi="Times New Roman" w:eastAsia="SimHei" w:cs="Times New Roman"/>
-          <w:b/>
-          <w:color w:val="17324D"/>
-          <w:sz w:val="44"/>
-        </w:rPr>
-        <w:t>第四轮</w:t>
-      </w:r>
-      <w:r>
-        <w:rPr>
-          <w:rFonts w:ascii="Times New Roman" w:hAnsi="Times New Roman" w:eastAsia="Times New Roman" w:cs="Times New Roman"/>
-          <w:b/>
-          <w:color w:val="17324D"/>
-          <w:sz w:val="44"/>
-        </w:rPr>
-        <w:t xml:space="preserve">·4-7 </w:t>
-      </w:r>
-      <w:r>
-        <w:rPr>
-          <w:rFonts w:ascii="Times New Roman" w:hAnsi="Times New Roman" w:eastAsia="SimHei" w:cs="Times New Roman"/>
-          <w:b/>
-          <w:color w:val="17324D"/>
-          <w:sz w:val="44"/>
-        </w:rPr>
-        <w:t>胶体与表面物理化学</w:t>
-      </w:r>
-      <w:r>
-        <w:rPr>
-          <w:rFonts w:ascii="Times New Roman" w:hAnsi="Times New Roman" w:eastAsia="Times New Roman" w:cs="Times New Roman"/>
-          <w:b/>
-          <w:color w:val="17324D"/>
-          <w:sz w:val="44"/>
-        </w:rPr>
-        <w:t>（</w:t>
-      </w:r>
-      <w:r>
-        <w:rPr>
-          <w:rFonts w:ascii="Times New Roman" w:hAnsi="Times New Roman" w:eastAsia="SimHei" w:cs="Times New Roman"/>
-          <w:b/>
-          <w:color w:val="17324D"/>
-          <w:sz w:val="44"/>
-        </w:rPr>
-        <w:t>冲刺班</w:t>
-      </w:r>
-      <w:r>
-        <w:rPr>
-          <w:rFonts w:ascii="Times New Roman" w:hAnsi="Times New Roman" w:eastAsia="Times New Roman" w:cs="Times New Roman"/>
-          <w:b/>
-          <w:color w:val="17324D"/>
-          <w:sz w:val="44"/>
-        </w:rPr>
-        <w:t xml:space="preserve"> · </w:t>
-      </w:r>
-      <w:r>
-        <w:rPr>
-          <w:rFonts w:ascii="Times New Roman" w:hAnsi="Times New Roman" w:eastAsia="SimHei" w:cs="Times New Roman"/>
-          <w:b/>
-          <w:color w:val="17324D"/>
-          <w:sz w:val="44"/>
-        </w:rPr>
-        <w:t>自学完整</w:t>
-      </w:r>
-      <w:r>
-        <w:rPr>
-          <w:rFonts w:ascii="Times New Roman" w:hAnsi="Times New Roman" w:eastAsia="Times New Roman" w:cs="Times New Roman"/>
-          <w:b/>
-          <w:color w:val="17324D"/>
-          <w:sz w:val="44"/>
-        </w:rPr>
-        <w:t>）</w:t>
-      </w:r>
-    </w:p>
-    <w:p>
-      <w:pPr>
-        <w:spacing w:after="600" w:before="120" w:line="276" w:lineRule="auto"/>
-        <w:jc w:val="center"/>
-        <w:pBdr>
-          <w:bottom w:val="single" w:sz="8" w:space="4" w:color="4A6577"/>
-        </w:pBdr>
-      </w:pPr>
-    </w:p>
-    <w:p>
-      <w:pPr>
-        <w:spacing w:after="160" w:before="0" w:line="276" w:lineRule="auto"/>
-        <w:jc w:val="center"/>
-      </w:pPr>
-      <w:r>
-        <w:rPr>
-          <w:rFonts w:ascii="Times New Roman" w:hAnsi="Times New Roman" w:eastAsia="FangSong" w:cs="Times New Roman"/>
-          <w:b w:val="0"/>
-          <w:color w:val="5B6975"/>
-          <w:sz w:val="24"/>
-        </w:rPr>
-        <w:t>日期</w:t>
-      </w:r>
-      <w:r>
-        <w:rPr>
-          <w:rFonts w:ascii="Times New Roman" w:hAnsi="Times New Roman" w:eastAsia="Times New Roman" w:cs="Times New Roman"/>
-          <w:b w:val="0"/>
-          <w:color w:val="5B6975"/>
-          <w:sz w:val="24"/>
-        </w:rPr>
-        <w:t>：2026-09-10</w:t>
-      </w:r>
-    </w:p>
-    <w:p>
-      <w:pPr>
-        <w:jc w:val="center"/>
-      </w:pPr>
-      <w:r>
-        <w:rPr>
-          <w:rFonts w:ascii="Times New Roman" w:hAnsi="Times New Roman" w:eastAsia="Times New Roman" w:cs="Times New Roman"/>
-        </w:rPr>
-        <w:br w:type="page"/>
-      </w:r>
-    </w:p>
     <w:p>
       <w:pPr>
         <w:pStyle w:val="Heading1"/>

--- a/06-学生侧材料/讲义/化学原理/胶体与表面物理化学-超级充实版（自学完整）.docx
+++ b/06-学生侧材料/讲义/化学原理/胶体与表面物理化学-超级充实版（自学完整）.docx
@@ -4553,14 +4553,14 @@
       <w:r>
         <w:rPr>
           <w:rStyle w:val="VerbatimChar"/>
-          <w:rFonts w:ascii="Times New Roman" w:hAnsi="Times New Roman" w:eastAsia="Times New Roman" w:cs="Times New Roman"/>
+          <w:rFonts w:ascii="SimSun" w:hAnsi="SimSun" w:eastAsia="SimSun" w:cs="SimSun"/>
         </w:rPr>
         <w:t>{[Fe(OH)</w:t>
       </w:r>
       <w:r>
         <w:rPr>
           <w:rStyle w:val="VerbatimChar"/>
-          <w:rFonts w:ascii="Times New Roman" w:hAnsi="Times New Roman" w:eastAsia="Times New Roman" w:cs="Times New Roman"/>
+          <w:rFonts w:ascii="SimSun" w:hAnsi="SimSun" w:eastAsia="SimSun" w:cs="SimSun"/>
           <w:vertAlign w:val="subscript"/>
         </w:rPr>
         <w:t>3</w:t>
@@ -4568,14 +4568,14 @@
       <w:r>
         <w:rPr>
           <w:rStyle w:val="VerbatimChar"/>
-          <w:rFonts w:ascii="Times New Roman" w:hAnsi="Times New Roman" w:eastAsia="Times New Roman" w:cs="Times New Roman"/>
+          <w:rFonts w:ascii="SimSun" w:hAnsi="SimSun" w:eastAsia="SimSun" w:cs="SimSun"/>
         </w:rPr>
         <w:t>]m · nFeO</w:t>
       </w:r>
       <w:r>
         <w:rPr>
           <w:rStyle w:val="VerbatimChar"/>
-          <w:rFonts w:ascii="Times New Roman" w:hAnsi="Times New Roman" w:eastAsia="Times New Roman" w:cs="Times New Roman"/>
+          <w:rFonts w:ascii="SimSun" w:hAnsi="SimSun" w:eastAsia="SimSun" w:cs="SimSun"/>
           <w:vertAlign w:val="superscript"/>
         </w:rPr>
         <w:t>+</w:t>
@@ -4583,14 +4583,14 @@
       <w:r>
         <w:rPr>
           <w:rStyle w:val="VerbatimChar"/>
-          <w:rFonts w:ascii="Times New Roman" w:hAnsi="Times New Roman" w:eastAsia="Times New Roman" w:cs="Times New Roman"/>
+          <w:rFonts w:ascii="SimSun" w:hAnsi="SimSun" w:eastAsia="SimSun" w:cs="SimSun"/>
         </w:rPr>
         <w:t xml:space="preserve"> · (n-x)Cl</w:t>
       </w:r>
       <w:r>
         <w:rPr>
           <w:rStyle w:val="VerbatimChar"/>
-          <w:rFonts w:ascii="Times New Roman" w:hAnsi="Times New Roman" w:eastAsia="Times New Roman" w:cs="Times New Roman"/>
+          <w:rFonts w:ascii="SimSun" w:hAnsi="SimSun" w:eastAsia="SimSun" w:cs="SimSun"/>
           <w:vertAlign w:val="superscript"/>
         </w:rPr>
         <w:t>-</w:t>
@@ -4598,152 +4598,152 @@
       <w:r>
         <w:rPr>
           <w:rStyle w:val="VerbatimChar"/>
-          <w:rFonts w:ascii="Times New Roman" w:hAnsi="Times New Roman" w:eastAsia="Times New Roman" w:cs="Times New Roman"/>
+          <w:rFonts w:ascii="SimSun" w:hAnsi="SimSun" w:eastAsia="SimSun" w:cs="SimSun"/>
         </w:rPr>
         <w:t>}^(x+) · xCl</w:t>
       </w:r>
       <w:r>
         <w:rPr>
           <w:rStyle w:val="VerbatimChar"/>
-          <w:rFonts w:ascii="Times New Roman" w:hAnsi="Times New Roman" w:eastAsia="Times New Roman" w:cs="Times New Roman"/>
+          <w:rFonts w:ascii="SimSun" w:hAnsi="SimSun" w:eastAsia="SimSun" w:cs="SimSun"/>
           <w:vertAlign w:val="superscript"/>
         </w:rPr>
         <w:t>-</w:t>
       </w:r>
       <w:r>
         <w:rPr>
-          <w:rFonts w:ascii="Times New Roman" w:hAnsi="Times New Roman" w:eastAsia="Times New Roman" w:cs="Times New Roman"/>
+          <w:rFonts w:ascii="SimSun" w:hAnsi="SimSun" w:eastAsia="SimSun" w:cs="SimSun"/>
         </w:rPr>
         <w:br/>
       </w:r>
       <w:r>
         <w:rPr>
           <w:rStyle w:val="VerbatimChar"/>
-          <w:rFonts w:ascii="Times New Roman" w:hAnsi="Times New Roman" w:eastAsia="Times New Roman" w:cs="Times New Roman"/>
+          <w:rFonts w:ascii="SimSun" w:hAnsi="SimSun" w:eastAsia="SimSun" w:cs="SimSun"/>
         </w:rPr>
         <w:t xml:space="preserve"> </w:t>
       </w:r>
       <w:r>
         <w:rPr>
           <w:rStyle w:val="VerbatimChar"/>
-          <w:rFonts w:hint="eastAsia" w:ascii="Times New Roman" w:hAnsi="Times New Roman" w:eastAsia="FangSong" w:cs="Times New Roman"/>
+          <w:rFonts w:ascii="SimSun" w:hAnsi="SimSun" w:eastAsia="SimSun" w:cs="SimSun"/>
         </w:rPr>
         <w:t xml:space="preserve">胶核</w:t>
       </w:r>
       <w:r>
         <w:rPr>
           <w:rStyle w:val="VerbatimChar"/>
-          <w:rFonts w:ascii="Times New Roman" w:hAnsi="Times New Roman" w:eastAsia="Times New Roman" w:cs="Times New Roman"/>
+          <w:rFonts w:ascii="SimSun" w:hAnsi="SimSun" w:eastAsia="SimSun" w:cs="SimSun"/>
         </w:rPr>
         <w:t xml:space="preserve">      </w:t>
       </w:r>
       <w:r>
         <w:rPr>
           <w:rStyle w:val="VerbatimChar"/>
-          <w:rFonts w:hint="eastAsia" w:ascii="Times New Roman" w:hAnsi="Times New Roman" w:eastAsia="FangSong" w:cs="Times New Roman"/>
+          <w:rFonts w:ascii="SimSun" w:hAnsi="SimSun" w:eastAsia="SimSun" w:cs="SimSun"/>
         </w:rPr>
         <w:t xml:space="preserve">电位离子</w:t>
       </w:r>
       <w:r>
         <w:rPr>
           <w:rStyle w:val="VerbatimChar"/>
-          <w:rFonts w:ascii="Times New Roman" w:hAnsi="Times New Roman" w:eastAsia="Times New Roman" w:cs="Times New Roman"/>
+          <w:rFonts w:ascii="SimSun" w:hAnsi="SimSun" w:eastAsia="SimSun" w:cs="SimSun"/>
         </w:rPr>
         <w:t xml:space="preserve">   </w:t>
       </w:r>
       <w:r>
         <w:rPr>
           <w:rStyle w:val="VerbatimChar"/>
-          <w:rFonts w:hint="eastAsia" w:ascii="Times New Roman" w:hAnsi="Times New Roman" w:eastAsia="FangSong" w:cs="Times New Roman"/>
+          <w:rFonts w:ascii="SimSun" w:hAnsi="SimSun" w:eastAsia="SimSun" w:cs="SimSun"/>
         </w:rPr>
         <w:t>反离子</w:t>
       </w:r>
       <w:r>
         <w:rPr>
           <w:rStyle w:val="VerbatimChar"/>
-          <w:rFonts w:hint="eastAsia" w:ascii="Times New Roman" w:hAnsi="Times New Roman" w:eastAsia="Times New Roman" w:cs="Times New Roman"/>
+          <w:rFonts w:ascii="SimSun" w:hAnsi="SimSun" w:eastAsia="SimSun" w:cs="SimSun"/>
         </w:rPr>
         <w:t>(</w:t>
       </w:r>
       <w:r>
         <w:rPr>
           <w:rStyle w:val="VerbatimChar"/>
-          <w:rFonts w:hint="eastAsia" w:ascii="Times New Roman" w:hAnsi="Times New Roman" w:eastAsia="FangSong" w:cs="Times New Roman"/>
+          <w:rFonts w:ascii="SimSun" w:hAnsi="SimSun" w:eastAsia="SimSun" w:cs="SimSun"/>
         </w:rPr>
         <w:t>吸附层</w:t>
       </w:r>
       <w:r>
         <w:rPr>
           <w:rStyle w:val="VerbatimChar"/>
-          <w:rFonts w:hint="eastAsia" w:ascii="Times New Roman" w:hAnsi="Times New Roman" w:eastAsia="Times New Roman" w:cs="Times New Roman"/>
+          <w:rFonts w:ascii="SimSun" w:hAnsi="SimSun" w:eastAsia="SimSun" w:cs="SimSun"/>
         </w:rPr>
         <w:t>)</w:t>
       </w:r>
       <w:r>
         <w:rPr>
           <w:rStyle w:val="VerbatimChar"/>
-          <w:rFonts w:ascii="Times New Roman" w:hAnsi="Times New Roman" w:eastAsia="Times New Roman" w:cs="Times New Roman"/>
+          <w:rFonts w:ascii="SimSun" w:hAnsi="SimSun" w:eastAsia="SimSun" w:cs="SimSun"/>
         </w:rPr>
         <w:t xml:space="preserve">   </w:t>
       </w:r>
       <w:r>
         <w:rPr>
           <w:rStyle w:val="VerbatimChar"/>
-          <w:rFonts w:hint="eastAsia" w:ascii="Times New Roman" w:hAnsi="Times New Roman" w:eastAsia="FangSong" w:cs="Times New Roman"/>
+          <w:rFonts w:ascii="SimSun" w:hAnsi="SimSun" w:eastAsia="SimSun" w:cs="SimSun"/>
         </w:rPr>
         <w:t xml:space="preserve">扩散层反离子</w:t>
       </w:r>
       <w:r>
         <w:rPr>
-          <w:rFonts w:ascii="Times New Roman" w:hAnsi="Times New Roman" w:eastAsia="Times New Roman" w:cs="Times New Roman"/>
+          <w:rFonts w:ascii="SimSun" w:hAnsi="SimSun" w:eastAsia="SimSun" w:cs="SimSun"/>
         </w:rPr>
         <w:br/>
       </w:r>
       <w:r>
         <w:rPr>
           <w:rStyle w:val="VerbatimChar"/>
-          <w:rFonts w:ascii="Times New Roman" w:hAnsi="Times New Roman" w:eastAsia="Times New Roman" w:cs="Times New Roman"/>
+          <w:rFonts w:ascii="SimSun" w:hAnsi="SimSun" w:eastAsia="SimSun" w:cs="SimSun"/>
         </w:rPr>
         <w:t xml:space="preserve"> └────────── </w:t>
       </w:r>
       <w:r>
         <w:rPr>
           <w:rStyle w:val="VerbatimChar"/>
-          <w:rFonts w:hint="eastAsia" w:ascii="Times New Roman" w:hAnsi="Times New Roman" w:eastAsia="FangSong" w:cs="Times New Roman"/>
+          <w:rFonts w:ascii="SimSun" w:hAnsi="SimSun" w:eastAsia="SimSun" w:cs="SimSun"/>
         </w:rPr>
         <w:t xml:space="preserve">胶粒</w:t>
       </w:r>
       <w:r>
         <w:rPr>
           <w:rStyle w:val="VerbatimChar"/>
-          <w:rFonts w:ascii="Times New Roman" w:hAnsi="Times New Roman" w:eastAsia="Times New Roman" w:cs="Times New Roman"/>
+          <w:rFonts w:ascii="SimSun" w:hAnsi="SimSun" w:eastAsia="SimSun" w:cs="SimSun"/>
         </w:rPr>
         <w:t xml:space="preserve"> ──────────┘</w:t>
       </w:r>
       <w:r>
         <w:rPr>
-          <w:rFonts w:ascii="Times New Roman" w:hAnsi="Times New Roman" w:eastAsia="Times New Roman" w:cs="Times New Roman"/>
+          <w:rFonts w:ascii="SimSun" w:hAnsi="SimSun" w:eastAsia="SimSun" w:cs="SimSun"/>
         </w:rPr>
         <w:br/>
       </w:r>
       <w:r>
         <w:rPr>
           <w:rStyle w:val="VerbatimChar"/>
-          <w:rFonts w:ascii="Times New Roman" w:hAnsi="Times New Roman" w:eastAsia="Times New Roman" w:cs="Times New Roman"/>
+          <w:rFonts w:ascii="SimSun" w:hAnsi="SimSun" w:eastAsia="SimSun" w:cs="SimSun"/>
         </w:rPr>
         <w:t xml:space="preserve"> └──────────────── </w:t>
       </w:r>
       <w:r>
         <w:rPr>
           <w:rStyle w:val="VerbatimChar"/>
-          <w:rFonts w:hint="eastAsia" w:ascii="Times New Roman" w:hAnsi="Times New Roman" w:eastAsia="FangSong" w:cs="Times New Roman"/>
+          <w:rFonts w:ascii="SimSun" w:hAnsi="SimSun" w:eastAsia="SimSun" w:cs="SimSun"/>
         </w:rPr>
         <w:t xml:space="preserve">胶团</w:t>
       </w:r>
       <w:r>
         <w:rPr>
           <w:rStyle w:val="VerbatimChar"/>
-          <w:rFonts w:ascii="Times New Roman" w:hAnsi="Times New Roman" w:eastAsia="Times New Roman" w:cs="Times New Roman"/>
+          <w:rFonts w:ascii="SimSun" w:hAnsi="SimSun" w:eastAsia="SimSun" w:cs="SimSun"/>
         </w:rPr>
         <w:t xml:space="preserve"> ─────────────────┘</w:t>
       </w:r>
@@ -18504,7 +18504,7 @@
     <ns0:name ns0:val="Verbatim Char"/>
     <ns0:basedOn ns0:val="BodyTextChar"/>
     <ns0:rPr>
-      <ns0:rFonts ns0:ascii="Times New Roman" ns0:cs="Times New Roman" ns0:eastAsia="FangSong" ns0:hAnsi="Times New Roman"/>
+      <ns0:rFonts ns0:ascii="SimSun" ns0:hAnsi="SimSun" ns0:eastAsia="SimSun" ns0:cs="SimSun"/>
       <ns0:b ns0:val="0"/>
       <ns0:sz ns0:val="20"/>
     </ns0:rPr>
@@ -18566,7 +18566,7 @@
       <w:wordWrap w:val="off"/>
     </w:pPr>
     <ns0:rPr>
-      <w:rFonts ns0:ascii="Times New Roman" ns0:hAnsi="Times New Roman" ns0:eastAsia="FangSong" ns0:cs="Times New Roman"/>
+      <w:rFonts w:ascii="SimSun" w:hAnsi="SimSun" w:eastAsia="SimSun" w:cs="SimSun"/>
     </ns0:rPr>
   </w:style>
   <w:style w:type="character" w:customStyle="1" w:styleId="KeywordTok">

--- a/06-学生侧材料/讲义/化学原理/胶体与表面物理化学-超级充实版（自学完整）.docx
+++ b/06-学生侧材料/讲义/化学原理/胶体与表面物理化学-超级充实版（自学完整）.docx
@@ -4548,205 +4548,718 @@
     </w:p>
     <w:p>
       <w:pPr>
-        <w:pStyle w:val="SourceCode"/>
+        <w:pStyle w:val="BodyText"/>
+        <w:spacing w:after="80"/>
       </w:pPr>
       <w:r>
         <w:rPr>
-          <w:rStyle w:val="VerbatimChar"/>
-          <w:rFonts w:ascii="SimSun" w:hAnsi="SimSun" w:eastAsia="SimSun" w:cs="SimSun"/>
-        </w:rPr>
-        <w:t>{[Fe(OH)</w:t>
-      </w:r>
-      <w:r>
-        <w:rPr>
-          <w:rStyle w:val="VerbatimChar"/>
-          <w:rFonts w:ascii="SimSun" w:hAnsi="SimSun" w:eastAsia="SimSun" w:cs="SimSun"/>
+          <w:rFonts w:hint="eastAsia" w:ascii="Times New Roman" w:hAnsi="Times New Roman" w:eastAsia="FangSong" w:cs="Times New Roman"/>
+        </w:rPr>
+        <w:t>胶团结构可拆成</w:t>
+      </w:r>
+      <w:r>
+        <w:rPr>
+          <w:rFonts w:hint="eastAsia" w:ascii="Times New Roman" w:hAnsi="Times New Roman" w:eastAsia="Times New Roman" w:cs="Times New Roman"/>
+        </w:rPr>
+        <w:t>”</w:t>
+      </w:r>
+      <w:r>
+        <w:rPr>
+          <w:rFonts w:hint="eastAsia" w:ascii="Times New Roman" w:hAnsi="Times New Roman" w:eastAsia="FangSong" w:cs="Times New Roman"/>
+        </w:rPr>
+        <w:t>胶核</w:t>
+      </w:r>
+      <w:r>
+        <w:rPr>
+          <w:rFonts w:ascii="Times New Roman" w:hAnsi="Times New Roman" w:eastAsia="Times New Roman" w:cs="Times New Roman"/>
+        </w:rPr>
+        <w:t xml:space="preserve"> → </w:t>
+      </w:r>
+      <w:r>
+        <w:rPr>
+          <w:rFonts w:hint="eastAsia" w:ascii="Times New Roman" w:hAnsi="Times New Roman" w:eastAsia="FangSong" w:cs="Times New Roman"/>
+        </w:rPr>
+        <w:t xml:space="preserve">胶粒</w:t>
+      </w:r>
+      <w:r>
+        <w:rPr>
+          <w:rFonts w:ascii="Times New Roman" w:hAnsi="Times New Roman" w:eastAsia="Times New Roman" w:cs="Times New Roman"/>
+        </w:rPr>
+        <w:t xml:space="preserve"> → </w:t>
+      </w:r>
+      <w:r>
+        <w:rPr>
+          <w:rFonts w:hint="eastAsia" w:ascii="Times New Roman" w:hAnsi="Times New Roman" w:eastAsia="FangSong" w:cs="Times New Roman"/>
+        </w:rPr>
+        <w:t>胶团</w:t>
+      </w:r>
+      <w:r>
+        <w:rPr>
+          <w:rFonts w:hint="eastAsia" w:ascii="Times New Roman" w:hAnsi="Times New Roman" w:eastAsia="Times New Roman" w:cs="Times New Roman"/>
+        </w:rPr>
+        <w:t>”</w:t>
+      </w:r>
+      <w:r>
+        <w:rPr>
+          <w:rFonts w:hint="eastAsia" w:ascii="Times New Roman" w:hAnsi="Times New Roman" w:eastAsia="FangSong" w:cs="Times New Roman"/>
+        </w:rPr>
+        <w:t>三级</w:t>
+      </w:r>
+      <w:r>
+        <w:rPr>
+          <w:rFonts w:hint="eastAsia" w:ascii="Times New Roman" w:hAnsi="Times New Roman" w:eastAsia="Times New Roman" w:cs="Times New Roman"/>
+        </w:rPr>
+        <w:t>（</w:t>
+      </w:r>
+      <w:r>
+        <w:rPr>
+          <w:rFonts w:hint="eastAsia" w:ascii="Times New Roman" w:hAnsi="Times New Roman" w:eastAsia="FangSong" w:cs="Times New Roman"/>
+        </w:rPr>
+        <w:t>以</w:t>
+      </w:r>
+      <w:r>
+        <w:rPr>
+          <w:rFonts w:ascii="Times New Roman" w:hAnsi="Times New Roman" w:eastAsia="Times New Roman" w:cs="Times New Roman"/>
+        </w:rPr>
+        <w:t xml:space="preserve"> Fe(OH)</w:t>
+      </w:r>
+      <w:r>
+        <w:rPr>
+          <w:rFonts w:ascii="Times New Roman" w:hAnsi="Times New Roman" w:eastAsia="Times New Roman" w:cs="Times New Roman"/>
           <w:vertAlign w:val="subscript"/>
         </w:rPr>
         <w:t>3</w:t>
       </w:r>
       <w:r>
         <w:rPr>
-          <w:rStyle w:val="VerbatimChar"/>
-          <w:rFonts w:ascii="SimSun" w:hAnsi="SimSun" w:eastAsia="SimSun" w:cs="SimSun"/>
-        </w:rPr>
-        <w:t>]m · nFeO</w:t>
-      </w:r>
-      <w:r>
-        <w:rPr>
-          <w:rStyle w:val="VerbatimChar"/>
-          <w:rFonts w:ascii="SimSun" w:hAnsi="SimSun" w:eastAsia="SimSun" w:cs="SimSun"/>
-          <w:vertAlign w:val="superscript"/>
-        </w:rPr>
-        <w:t>+</w:t>
-      </w:r>
-      <w:r>
-        <w:rPr>
-          <w:rStyle w:val="VerbatimChar"/>
-          <w:rFonts w:ascii="SimSun" w:hAnsi="SimSun" w:eastAsia="SimSun" w:cs="SimSun"/>
-        </w:rPr>
-        <w:t xml:space="preserve"> · (n-x)Cl</w:t>
-      </w:r>
-      <w:r>
-        <w:rPr>
-          <w:rStyle w:val="VerbatimChar"/>
-          <w:rFonts w:ascii="SimSun" w:hAnsi="SimSun" w:eastAsia="SimSun" w:cs="SimSun"/>
-          <w:vertAlign w:val="superscript"/>
-        </w:rPr>
-        <w:t>-</w:t>
-      </w:r>
-      <w:r>
-        <w:rPr>
-          <w:rStyle w:val="VerbatimChar"/>
-          <w:rFonts w:ascii="SimSun" w:hAnsi="SimSun" w:eastAsia="SimSun" w:cs="SimSun"/>
-        </w:rPr>
-        <w:t>}^(x+) · xCl</w:t>
-      </w:r>
-      <w:r>
-        <w:rPr>
-          <w:rStyle w:val="VerbatimChar"/>
-          <w:rFonts w:ascii="SimSun" w:hAnsi="SimSun" w:eastAsia="SimSun" w:cs="SimSun"/>
-          <w:vertAlign w:val="superscript"/>
-        </w:rPr>
-        <w:t>-</w:t>
-      </w:r>
-      <w:r>
-        <w:rPr>
-          <w:rFonts w:ascii="SimSun" w:hAnsi="SimSun" w:eastAsia="SimSun" w:cs="SimSun"/>
-        </w:rPr>
-        <w:br/>
-      </w:r>
-      <w:r>
-        <w:rPr>
-          <w:rStyle w:val="VerbatimChar"/>
-          <w:rFonts w:ascii="SimSun" w:hAnsi="SimSun" w:eastAsia="SimSun" w:cs="SimSun"/>
+          <w:rFonts w:ascii="Times New Roman" w:hAnsi="Times New Roman" w:eastAsia="Times New Roman" w:cs="Times New Roman"/>
         </w:rPr>
         <w:t xml:space="preserve"> </w:t>
       </w:r>
       <w:r>
         <w:rPr>
-          <w:rStyle w:val="VerbatimChar"/>
-          <w:rFonts w:ascii="SimSun" w:hAnsi="SimSun" w:eastAsia="SimSun" w:cs="SimSun"/>
-        </w:rPr>
-        <w:t xml:space="preserve">胶核</w:t>
-      </w:r>
-      <w:r>
-        <w:rPr>
-          <w:rStyle w:val="VerbatimChar"/>
-          <w:rFonts w:ascii="SimSun" w:hAnsi="SimSun" w:eastAsia="SimSun" w:cs="SimSun"/>
-        </w:rPr>
-        <w:t xml:space="preserve">      </w:t>
-      </w:r>
-      <w:r>
-        <w:rPr>
-          <w:rStyle w:val="VerbatimChar"/>
-          <w:rFonts w:ascii="SimSun" w:hAnsi="SimSun" w:eastAsia="SimSun" w:cs="SimSun"/>
-        </w:rPr>
-        <w:t xml:space="preserve">电位离子</w:t>
-      </w:r>
-      <w:r>
-        <w:rPr>
-          <w:rStyle w:val="VerbatimChar"/>
-          <w:rFonts w:ascii="SimSun" w:hAnsi="SimSun" w:eastAsia="SimSun" w:cs="SimSun"/>
-        </w:rPr>
-        <w:t xml:space="preserve">   </w:t>
-      </w:r>
-      <w:r>
-        <w:rPr>
-          <w:rStyle w:val="VerbatimChar"/>
-          <w:rFonts w:ascii="SimSun" w:hAnsi="SimSun" w:eastAsia="SimSun" w:cs="SimSun"/>
-        </w:rPr>
-        <w:t>反离子</w:t>
-      </w:r>
-      <w:r>
-        <w:rPr>
-          <w:rStyle w:val="VerbatimChar"/>
-          <w:rFonts w:ascii="SimSun" w:hAnsi="SimSun" w:eastAsia="SimSun" w:cs="SimSun"/>
-        </w:rPr>
-        <w:t>(</w:t>
-      </w:r>
-      <w:r>
-        <w:rPr>
-          <w:rStyle w:val="VerbatimChar"/>
-          <w:rFonts w:ascii="SimSun" w:hAnsi="SimSun" w:eastAsia="SimSun" w:cs="SimSun"/>
-        </w:rPr>
-        <w:t>吸附层</w:t>
-      </w:r>
-      <w:r>
-        <w:rPr>
-          <w:rStyle w:val="VerbatimChar"/>
-          <w:rFonts w:ascii="SimSun" w:hAnsi="SimSun" w:eastAsia="SimSun" w:cs="SimSun"/>
-        </w:rPr>
-        <w:t>)</w:t>
-      </w:r>
-      <w:r>
-        <w:rPr>
-          <w:rStyle w:val="VerbatimChar"/>
-          <w:rFonts w:ascii="SimSun" w:hAnsi="SimSun" w:eastAsia="SimSun" w:cs="SimSun"/>
-        </w:rPr>
-        <w:t xml:space="preserve">   </w:t>
-      </w:r>
-      <w:r>
-        <w:rPr>
-          <w:rStyle w:val="VerbatimChar"/>
-          <w:rFonts w:ascii="SimSun" w:hAnsi="SimSun" w:eastAsia="SimSun" w:cs="SimSun"/>
-        </w:rPr>
-        <w:t xml:space="preserve">扩散层反离子</w:t>
-      </w:r>
-      <w:r>
-        <w:rPr>
-          <w:rFonts w:ascii="SimSun" w:hAnsi="SimSun" w:eastAsia="SimSun" w:cs="SimSun"/>
-        </w:rPr>
-        <w:br/>
-      </w:r>
-      <w:r>
-        <w:rPr>
-          <w:rStyle w:val="VerbatimChar"/>
-          <w:rFonts w:ascii="SimSun" w:hAnsi="SimSun" w:eastAsia="SimSun" w:cs="SimSun"/>
-        </w:rPr>
-        <w:t xml:space="preserve"> └────────── </w:t>
-      </w:r>
-      <w:r>
-        <w:rPr>
-          <w:rStyle w:val="VerbatimChar"/>
-          <w:rFonts w:ascii="SimSun" w:hAnsi="SimSun" w:eastAsia="SimSun" w:cs="SimSun"/>
-        </w:rPr>
-        <w:t xml:space="preserve">胶粒</w:t>
-      </w:r>
-      <w:r>
-        <w:rPr>
-          <w:rStyle w:val="VerbatimChar"/>
-          <w:rFonts w:ascii="SimSun" w:hAnsi="SimSun" w:eastAsia="SimSun" w:cs="SimSun"/>
-        </w:rPr>
-        <w:t xml:space="preserve"> ──────────┘</w:t>
-      </w:r>
-      <w:r>
-        <w:rPr>
-          <w:rFonts w:ascii="SimSun" w:hAnsi="SimSun" w:eastAsia="SimSun" w:cs="SimSun"/>
-        </w:rPr>
-        <w:br/>
-      </w:r>
-      <w:r>
-        <w:rPr>
-          <w:rStyle w:val="VerbatimChar"/>
-          <w:rFonts w:ascii="SimSun" w:hAnsi="SimSun" w:eastAsia="SimSun" w:cs="SimSun"/>
-        </w:rPr>
-        <w:t xml:space="preserve"> └──────────────── </w:t>
-      </w:r>
-      <w:r>
-        <w:rPr>
-          <w:rStyle w:val="VerbatimChar"/>
-          <w:rFonts w:ascii="SimSun" w:hAnsi="SimSun" w:eastAsia="SimSun" w:cs="SimSun"/>
-        </w:rPr>
-        <w:t xml:space="preserve">胶团</w:t>
-      </w:r>
-      <w:r>
-        <w:rPr>
-          <w:rStyle w:val="VerbatimChar"/>
-          <w:rFonts w:ascii="SimSun" w:hAnsi="SimSun" w:eastAsia="SimSun" w:cs="SimSun"/>
-        </w:rPr>
-        <w:t xml:space="preserve"> ─────────────────┘</w:t>
-      </w:r>
+          <w:rFonts w:hint="eastAsia" w:ascii="Times New Roman" w:hAnsi="Times New Roman" w:eastAsia="FangSong" w:cs="Times New Roman"/>
+        </w:rPr>
+        <w:t>正溶胶为例</w:t>
+      </w:r>
+      <w:r>
+        <w:rPr>
+          <w:rFonts w:hint="eastAsia" w:ascii="Times New Roman" w:hAnsi="Times New Roman" w:eastAsia="Times New Roman" w:cs="Times New Roman"/>
+        </w:rPr>
+        <w:t>）：</w:t>
+      </w:r>
+    </w:p>
+    <w:tbl>
+      <w:tblPr>
+        <w:tblStyle w:val="Table"/>
+        <w:tblW w:type="pct" w:w="5000"/>
+        <w:tblLayout w:type="fixed"/>
+        <w:tblLook w:firstRow="1" w:lastRow="0" w:firstColumn="0" w:lastColumn="0" w:noHBand="0" w:noVBand="0" w:val="0020"/>
+      </w:tblPr>
+      <w:tblGrid>
+        <w:gridCol w:w="2640"/>
+        <w:gridCol w:w="2640"/>
+        <w:gridCol w:w="2640"/>
+      </w:tblGrid>
+      <w:tr>
+        <w:trPr>
+          <w:tblHeader w:val="on"/>
+        </w:trPr>
+        <w:tc>
+          <w:tcPr/>
+          <w:p>
+            <w:pPr>
+              <w:pStyle w:val="Compact"/>
+              <w:jc w:val="center"/>
+            </w:pPr>
+            <w:r>
+              <w:rPr>
+                <w:rFonts w:hint="eastAsia" w:ascii="Times New Roman" w:hAnsi="Times New Roman" w:eastAsia="SimHei" w:cs="Times New Roman"/>
+                <w:b/>
+              </w:rPr>
+              <w:t xml:space="preserve">层次</w:t>
+            </w:r>
+          </w:p>
+        </w:tc>
+        <w:tc>
+          <w:tcPr/>
+          <w:p>
+            <w:pPr>
+              <w:pStyle w:val="Compact"/>
+              <w:jc w:val="center"/>
+            </w:pPr>
+            <w:r>
+              <w:rPr>
+                <w:rFonts w:hint="eastAsia" w:ascii="Times New Roman" w:hAnsi="Times New Roman" w:eastAsia="SimHei" w:cs="Times New Roman"/>
+                <w:b/>
+              </w:rPr>
+              <w:t xml:space="preserve">组成</w:t>
+            </w:r>
+          </w:p>
+        </w:tc>
+        <w:tc>
+          <w:tcPr/>
+          <w:p>
+            <w:pPr>
+              <w:pStyle w:val="Compact"/>
+              <w:jc w:val="center"/>
+            </w:pPr>
+            <w:r>
+              <w:rPr>
+                <w:rFonts w:hint="eastAsia" w:ascii="Times New Roman" w:hAnsi="Times New Roman" w:eastAsia="SimHei" w:cs="Times New Roman"/>
+                <w:b/>
+              </w:rPr>
+              <w:t xml:space="preserve">说明</w:t>
+            </w:r>
+          </w:p>
+        </w:tc>
+      </w:tr>
+      <w:tr>
+        <w:tc>
+          <w:tcPr/>
+          <w:p>
+            <w:pPr>
+              <w:pStyle w:val="Compact"/>
+              <w:jc w:val="center"/>
+            </w:pPr>
+            <w:r>
+              <w:rPr>
+                <w:rFonts w:hint="eastAsia" w:ascii="Times New Roman" w:hAnsi="Times New Roman" w:eastAsia="FangSong" w:cs="Times New Roman"/>
+              </w:rPr>
+              <w:t xml:space="preserve">胶核</w:t>
+            </w:r>
+          </w:p>
+        </w:tc>
+        <w:tc>
+          <w:tcPr/>
+          <w:p>
+            <w:pPr>
+              <w:pStyle w:val="Compact"/>
+              <w:jc w:val="center"/>
+            </w:pPr>
+            <m:oMath>
+              <m:r>
+                <m:rPr>
+                  <m:sty m:val="p"/>
+                </m:rPr>
+                <m:t>[</m:t>
+              </m:r>
+              <m:r>
+                <m:rPr>
+                  <m:sty m:val="p"/>
+                </m:rPr>
+                <m:t>F</m:t>
+              </m:r>
+              <m:r>
+                <m:rPr>
+                  <m:sty m:val="p"/>
+                </m:rPr>
+                <m:t>e</m:t>
+              </m:r>
+              <m:r>
+                <m:rPr>
+                  <m:sty m:val="p"/>
+                </m:rPr>
+                <m:t>(</m:t>
+              </m:r>
+              <m:r>
+                <m:rPr>
+                  <m:sty m:val="p"/>
+                </m:rPr>
+                <m:t>O</m:t>
+              </m:r>
+              <m:r>
+                <m:rPr>
+                  <m:sty m:val="p"/>
+                </m:rPr>
+                <m:t>H</m:t>
+              </m:r>
+              <m:sSub>
+                <m:e>
+                  <m:r>
+                    <m:rPr>
+                      <m:sty m:val="p"/>
+                    </m:rPr>
+                    <m:t>)</m:t>
+                  </m:r>
+                </m:e>
+                <m:sub>
+                  <m:r>
+                    <m:rPr>
+                      <m:sty m:val="p"/>
+                    </m:rPr>
+                    <m:t>3</m:t>
+                  </m:r>
+                </m:sub>
+              </m:sSub>
+              <m:sSub>
+                <m:e>
+                  <m:r>
+                    <m:rPr>
+                      <m:sty m:val="p"/>
+                    </m:rPr>
+                    <m:t>]</m:t>
+                  </m:r>
+                </m:e>
+                <m:sub>
+                  <m:r>
+                    <m:rPr>
+                      <m:sty m:val="p"/>
+                    </m:rPr>
+                    <m:t>m</m:t>
+                  </m:r>
+                </m:sub>
+              </m:sSub>
+            </m:oMath>
+            <w:r>
+              <w:rPr>
+                <w:rFonts w:ascii="Times New Roman" w:hAnsi="Times New Roman" w:eastAsia="Times New Roman" w:cs="Times New Roman"/>
+              </w:rPr>
+              <w:t xml:space="preserve">​</w:t>
+            </w:r>
+          </w:p>
+        </w:tc>
+        <w:tc>
+          <w:tcPr/>
+          <w:p>
+            <w:pPr>
+              <w:pStyle w:val="Compact"/>
+              <w:jc w:val="center"/>
+            </w:pPr>
+            <w:r>
+              <w:rPr>
+                <w:rFonts w:hint="eastAsia" w:ascii="Times New Roman" w:hAnsi="Times New Roman" w:eastAsia="FangSong" w:cs="Times New Roman"/>
+              </w:rPr>
+              <w:t xml:space="preserve">难溶物聚集而成的固体核心</w:t>
+            </w:r>
+          </w:p>
+        </w:tc>
+      </w:tr>
+      <w:tr>
+        <w:tc>
+          <w:tcPr/>
+          <w:p>
+            <w:pPr>
+              <w:pStyle w:val="Compact"/>
+              <w:jc w:val="center"/>
+            </w:pPr>
+            <w:r>
+              <w:rPr>
+                <w:rFonts w:hint="eastAsia" w:ascii="Times New Roman" w:hAnsi="Times New Roman" w:eastAsia="FangSong" w:cs="Times New Roman"/>
+              </w:rPr>
+              <w:t xml:space="preserve">胶粒</w:t>
+            </w:r>
+          </w:p>
+        </w:tc>
+        <w:tc>
+          <w:tcPr/>
+          <w:p>
+            <w:pPr>
+              <w:pStyle w:val="Compact"/>
+              <w:jc w:val="center"/>
+            </w:pPr>
+            <w:r>
+              <w:rPr>
+                <w:rFonts w:hint="eastAsia" w:ascii="Times New Roman" w:hAnsi="Times New Roman" w:eastAsia="FangSong" w:cs="Times New Roman"/>
+              </w:rPr>
+              <w:t xml:space="preserve">胶核</w:t>
+            </w:r>
+            <w:r>
+              <w:rPr>
+                <w:rFonts w:ascii="Times New Roman" w:hAnsi="Times New Roman" w:eastAsia="Times New Roman" w:cs="Times New Roman"/>
+              </w:rPr>
+              <w:t xml:space="preserve"> + nFeO</w:t>
+            </w:r>
+            <w:r>
+              <w:rPr>
+                <w:rFonts w:ascii="Times New Roman" w:hAnsi="Times New Roman" w:eastAsia="Times New Roman" w:cs="Times New Roman"/>
+                <w:vertAlign w:val="superscript"/>
+              </w:rPr>
+              <w:t>+</w:t>
+            </w:r>
+            <w:r>
+              <w:rPr>
+                <w:rFonts w:ascii="Times New Roman" w:hAnsi="Times New Roman" w:eastAsia="Times New Roman" w:cs="Times New Roman"/>
+              </w:rPr>
+              <w:t xml:space="preserve"> + (n−x)Cl</w:t>
+            </w:r>
+            <w:r>
+              <w:rPr>
+                <w:rFonts w:ascii="Times New Roman" w:hAnsi="Times New Roman" w:eastAsia="Times New Roman" w:cs="Times New Roman"/>
+                <w:vertAlign w:val="superscript"/>
+              </w:rPr>
+              <w:t>-</w:t>
+            </w:r>
+          </w:p>
+        </w:tc>
+        <w:tc>
+          <w:tcPr/>
+          <w:p>
+            <w:pPr>
+              <w:pStyle w:val="Compact"/>
+              <w:jc w:val="center"/>
+            </w:pPr>
+            <w:r>
+              <w:rPr>
+                <w:rFonts w:hint="eastAsia" w:ascii="Times New Roman" w:hAnsi="Times New Roman" w:eastAsia="FangSong" w:cs="Times New Roman"/>
+              </w:rPr>
+              <w:t>电位离子吸附于胶核表面</w:t>
+            </w:r>
+            <w:r>
+              <w:rPr>
+                <w:rFonts w:hint="eastAsia" w:ascii="Times New Roman" w:hAnsi="Times New Roman" w:eastAsia="Times New Roman" w:cs="Times New Roman"/>
+              </w:rPr>
+              <w:t>，</w:t>
+            </w:r>
+            <w:r>
+              <w:rPr>
+                <w:rFonts w:hint="eastAsia" w:ascii="Times New Roman" w:hAnsi="Times New Roman" w:eastAsia="FangSong" w:cs="Times New Roman"/>
+              </w:rPr>
+              <w:t>部分反离子进入吸附层</w:t>
+            </w:r>
+          </w:p>
+        </w:tc>
+      </w:tr>
+      <w:tr>
+        <w:tc>
+          <w:tcPr/>
+          <w:p>
+            <w:pPr>
+              <w:pStyle w:val="Compact"/>
+              <w:jc w:val="center"/>
+            </w:pPr>
+            <w:r>
+              <w:rPr>
+                <w:rFonts w:hint="eastAsia" w:ascii="Times New Roman" w:hAnsi="Times New Roman" w:eastAsia="FangSong" w:cs="Times New Roman"/>
+              </w:rPr>
+              <w:t xml:space="preserve">胶团</w:t>
+            </w:r>
+          </w:p>
+        </w:tc>
+        <w:tc>
+          <w:tcPr/>
+          <w:p>
+            <w:pPr>
+              <w:pStyle w:val="Compact"/>
+              <w:jc w:val="center"/>
+            </w:pPr>
+            <w:r>
+              <w:rPr>
+                <w:rFonts w:hint="eastAsia" w:ascii="Times New Roman" w:hAnsi="Times New Roman" w:eastAsia="FangSong" w:cs="Times New Roman"/>
+              </w:rPr>
+              <w:t xml:space="preserve">胶粒</w:t>
+            </w:r>
+            <w:r>
+              <w:rPr>
+                <w:rFonts w:ascii="Times New Roman" w:hAnsi="Times New Roman" w:eastAsia="Times New Roman" w:cs="Times New Roman"/>
+              </w:rPr>
+              <w:t xml:space="preserve"> + xCl</w:t>
+            </w:r>
+            <w:r>
+              <w:rPr>
+                <w:rFonts w:ascii="Times New Roman" w:hAnsi="Times New Roman" w:eastAsia="Times New Roman" w:cs="Times New Roman"/>
+                <w:vertAlign w:val="superscript"/>
+              </w:rPr>
+              <w:t>-</w:t>
+            </w:r>
+          </w:p>
+        </w:tc>
+        <w:tc>
+          <w:tcPr/>
+          <w:p>
+            <w:pPr>
+              <w:pStyle w:val="Compact"/>
+              <w:jc w:val="center"/>
+            </w:pPr>
+            <w:r>
+              <w:rPr>
+                <w:rFonts w:hint="eastAsia" w:ascii="Times New Roman" w:hAnsi="Times New Roman" w:eastAsia="FangSong" w:cs="Times New Roman"/>
+              </w:rPr>
+              <w:t>剩余反离子散布在扩散层</w:t>
+            </w:r>
+            <w:r>
+              <w:rPr>
+                <w:rFonts w:hint="eastAsia" w:ascii="Times New Roman" w:hAnsi="Times New Roman" w:eastAsia="Times New Roman" w:cs="Times New Roman"/>
+              </w:rPr>
+              <w:t>，</w:t>
+            </w:r>
+            <w:r>
+              <w:rPr>
+                <w:rFonts w:hint="eastAsia" w:ascii="Times New Roman" w:hAnsi="Times New Roman" w:eastAsia="FangSong" w:cs="Times New Roman"/>
+              </w:rPr>
+              <w:t>整体电中性</w:t>
+            </w:r>
+          </w:p>
+        </w:tc>
+      </w:tr>
+    </w:tbl>
+    <w:p>
+      <w:pPr>
+        <w:pStyle w:val="BodyText"/>
+        <w:spacing w:before="120"/>
+      </w:pPr>
+      <w:r>
+        <w:rPr>
+          <w:rFonts w:hint="eastAsia" w:ascii="Times New Roman" w:hAnsi="Times New Roman" w:eastAsia="FangSong" w:cs="Times New Roman"/>
+        </w:rPr>
+        <w:t>简式</w:t>
+      </w:r>
+      <w:r>
+        <w:rPr>
+          <w:rFonts w:hint="eastAsia" w:ascii="Times New Roman" w:hAnsi="Times New Roman" w:eastAsia="Times New Roman" w:cs="Times New Roman"/>
+        </w:rPr>
+        <w:t>：</w:t>
+      </w:r>
+      <m:oMath>
+        <m:oMathPr>
+          <m:ctrlPr>
+            <w:rPr>
+              <w:sz w:val="28"/>
+              <w:szCs w:val="28"/>
+            </w:rPr>
+          </m:ctrlPr>
+        </m:oMathPr>
+        <m:r>
+          <m:rPr>
+            <m:sty m:val="p"/>
+          </m:rPr>
+          <m:t>{</m:t>
+        </m:r>
+        <m:r>
+          <m:rPr>
+            <m:sty m:val="p"/>
+          </m:rPr>
+          <m:t>[</m:t>
+        </m:r>
+        <m:r>
+          <m:rPr>
+            <m:sty m:val="p"/>
+          </m:rPr>
+          <m:t>F</m:t>
+        </m:r>
+        <m:r>
+          <m:rPr>
+            <m:sty m:val="p"/>
+          </m:rPr>
+          <m:t>e</m:t>
+        </m:r>
+        <m:r>
+          <m:rPr>
+            <m:sty m:val="p"/>
+          </m:rPr>
+          <m:t>(</m:t>
+        </m:r>
+        <m:r>
+          <m:rPr>
+            <m:sty m:val="p"/>
+          </m:rPr>
+          <m:t>O</m:t>
+        </m:r>
+        <m:r>
+          <m:rPr>
+            <m:sty m:val="p"/>
+          </m:rPr>
+          <m:t>H</m:t>
+        </m:r>
+        <m:sSub>
+          <m:e>
+            <m:r>
+              <m:rPr>
+                <m:sty m:val="p"/>
+              </m:rPr>
+              <m:t>)</m:t>
+            </m:r>
+          </m:e>
+          <m:sub>
+            <m:r>
+              <m:rPr>
+                <m:sty m:val="p"/>
+              </m:rPr>
+              <m:t>3</m:t>
+            </m:r>
+          </m:sub>
+        </m:sSub>
+        <m:sSub>
+          <m:e>
+            <m:r>
+              <m:rPr>
+                <m:sty m:val="p"/>
+              </m:rPr>
+              <m:t>]</m:t>
+            </m:r>
+          </m:e>
+          <m:sub>
+            <m:r>
+              <m:rPr>
+                <m:sty m:val="p"/>
+              </m:rPr>
+              <m:t>m</m:t>
+            </m:r>
+          </m:sub>
+        </m:sSub>
+        <m:r>
+          <m:rPr>
+            <m:sty m:val="p"/>
+          </m:rPr>
+          <m:t>⋅</m:t>
+        </m:r>
+        <m:r>
+          <m:rPr>
+            <m:sty m:val="p"/>
+          </m:rPr>
+          <m:t>n</m:t>
+        </m:r>
+        <m:r>
+          <m:rPr>
+            <m:sty m:val="p"/>
+          </m:rPr>
+          <m:t>F</m:t>
+        </m:r>
+        <m:r>
+          <m:rPr>
+            <m:sty m:val="p"/>
+          </m:rPr>
+          <m:t>e</m:t>
+        </m:r>
+        <m:sSup>
+          <m:e>
+            <m:r>
+              <m:rPr>
+                <m:sty m:val="p"/>
+              </m:rPr>
+              <m:t>O</m:t>
+            </m:r>
+          </m:e>
+          <m:sup>
+            <m:r>
+              <m:rPr>
+                <m:sty m:val="p"/>
+              </m:rPr>
+              <m:t>+</m:t>
+            </m:r>
+          </m:sup>
+        </m:sSup>
+        <m:r>
+          <m:rPr>
+            <m:sty m:val="p"/>
+          </m:rPr>
+          <m:t>⋅</m:t>
+        </m:r>
+        <m:r>
+          <m:rPr>
+            <m:sty m:val="p"/>
+          </m:rPr>
+          <m:t>(</m:t>
+        </m:r>
+        <m:r>
+          <m:rPr>
+            <m:sty m:val="p"/>
+          </m:rPr>
+          <m:t>n</m:t>
+        </m:r>
+        <m:r>
+          <m:rPr>
+            <m:sty m:val="p"/>
+          </m:rPr>
+          <m:t>−</m:t>
+        </m:r>
+        <m:r>
+          <m:rPr>
+            <m:sty m:val="p"/>
+          </m:rPr>
+          <m:t>x</m:t>
+        </m:r>
+        <m:r>
+          <m:rPr>
+            <m:sty m:val="p"/>
+          </m:rPr>
+          <m:t>)</m:t>
+        </m:r>
+        <m:r>
+          <m:rPr>
+            <m:sty m:val="p"/>
+          </m:rPr>
+          <m:t>C</m:t>
+        </m:r>
+        <m:sSup>
+          <m:e>
+            <m:r>
+              <m:rPr>
+                <m:sty m:val="p"/>
+              </m:rPr>
+              <m:t>l</m:t>
+            </m:r>
+          </m:e>
+          <m:sup>
+            <m:r>
+              <m:rPr>
+                <m:sty m:val="p"/>
+              </m:rPr>
+              <m:t>−</m:t>
+            </m:r>
+          </m:sup>
+        </m:sSup>
+        <m:sSup>
+          <m:e>
+            <m:r>
+              <m:rPr>
+                <m:sty m:val="p"/>
+              </m:rPr>
+              <m:t>}</m:t>
+            </m:r>
+          </m:e>
+          <m:sup>
+            <m:r>
+              <m:rPr>
+                <m:sty m:val="p"/>
+              </m:rPr>
+              <m:t>x</m:t>
+            </m:r>
+            <m:r>
+              <m:rPr>
+                <m:sty m:val="p"/>
+              </m:rPr>
+              <m:t>+</m:t>
+            </m:r>
+          </m:sup>
+        </m:sSup>
+        <m:r>
+          <m:rPr>
+            <m:sty m:val="p"/>
+          </m:rPr>
+          <m:t>⋅</m:t>
+        </m:r>
+        <m:r>
+          <m:rPr>
+            <m:sty m:val="p"/>
+          </m:rPr>
+          <m:t>x</m:t>
+        </m:r>
+        <m:r>
+          <m:rPr>
+            <m:sty m:val="p"/>
+          </m:rPr>
+          <m:t>C</m:t>
+        </m:r>
+        <m:sSup>
+          <m:e>
+            <m:r>
+              <m:rPr>
+                <m:sty m:val="p"/>
+              </m:rPr>
+              <m:t>l</m:t>
+            </m:r>
+          </m:e>
+          <m:sup>
+            <m:r>
+              <m:rPr>
+                <m:sty m:val="p"/>
+              </m:rPr>
+              <m:t>−</m:t>
+            </m:r>
+          </m:sup>
+        </m:sSup>
+      </m:oMath>
     </w:p>
     <w:p>
       <w:pPr>
@@ -18504,7 +19017,7 @@
     <ns0:name ns0:val="Verbatim Char"/>
     <ns0:basedOn ns0:val="BodyTextChar"/>
     <ns0:rPr>
-      <ns0:rFonts ns0:ascii="SimSun" ns0:hAnsi="SimSun" ns0:eastAsia="SimSun" ns0:cs="SimSun"/>
+      <ns0:rFonts ns0:ascii="SimSun" ns0:cs="SimSun" ns0:eastAsia="SimSun" ns0:hAnsi="SimSun"/>
       <ns0:b ns0:val="0"/>
       <ns0:sz ns0:val="20"/>
     </ns0:rPr>
@@ -18566,7 +19079,7 @@
       <w:wordWrap w:val="off"/>
     </w:pPr>
     <ns0:rPr>
-      <w:rFonts w:ascii="SimSun" w:hAnsi="SimSun" w:eastAsia="SimSun" w:cs="SimSun"/>
+      <w:rFonts ns0:ascii="SimSun" ns0:hAnsi="SimSun" ns0:eastAsia="SimSun" ns0:cs="SimSun"/>
     </ns0:rPr>
   </w:style>
   <w:style w:type="character" w:customStyle="1" w:styleId="KeywordTok">
